--- a/docs/нефункциональные требования.docx
+++ b/docs/нефункциональные требования.docx
@@ -144,7 +144,7 @@
         <w:ind w:right="52" w:hanging="454"/>
       </w:pPr>
       <w:r>
-        <w:t xml:space="preserve">Приложение должно быть полностью работоспособно без интернета: все функции личного и группового учёта доступны оффлайн, изменения встают в локальную очередь и синхронизируются при появлении сети. </w:t>
+        <w:t xml:space="preserve">Без сети доступны внесение операций, переводы и просмотр ранее загруженных данных личного и группового учёта. Изменения сохраняются локально и передаются после подключения. Регистрация, обмен приглашениями, изменение состава группы и первая загрузка данных на новом устройстве требуют сети. Уведомления другим пользователям доставляются после синхронизации.</w:t>
       </w:r>
     </w:p>
     <w:p>
@@ -251,6 +251,32 @@
       </w:pPr>
       <w:r>
         <w:t xml:space="preserve">Облачный сервис синхронизации должен поддерживать одновременную работу не менее 1000 пользователей без деградации скорости. </w:t>
+      </w:r>
+    </w:p>
+    <w:p>
+      <w:pPr>
+        <w:numPr>
+          <w:ilvl w:val="0"/>
+          <w:numId w:val="1"/>
+        </w:numPr>
+        <w:spacing w:after="524"/>
+        <w:ind w:right="52" w:hanging="454"/>
+      </w:pPr>
+      <w:r>
+        <w:t>Приложение проверяет право пользователя на чтение и изменение данных перед каждым действием; сервер повторяет проверку при синхронизации. Чтение общей сущности вне participants и изменение чужой операции запрещены, в том числе Владельцу группы. Исключённому участнику сервер не передаёт новые данные группы и не принимает от него изменения. Уже полученные им данные нельзя считать удалёнными с его устройства.</w:t>
+      </w:r>
+    </w:p>
+    <w:p>
+      <w:pPr>
+        <w:numPr>
+          <w:ilvl w:val="0"/>
+          <w:numId w:val="1"/>
+        </w:numPr>
+        <w:spacing w:after="524"/>
+        <w:ind w:right="52" w:hanging="454"/>
+      </w:pPr>
+      <w:r>
+        <w:t>После пяти неверных попыток онлайн-входа в один аккаунт за 15 минут сервер блокирует новые попытки входа в этот аккаунт на 15 минут. Срок отсчитывается от пятой неверной попытки; новые попытки в период блокировки не продлевают его. После истечения срока счётчик сбрасывается. Это ограничение онлайн-входа; локальная разблокировка приложения регулируется НФТ-6.</w:t>
       </w:r>
     </w:p>
     <w:sectPr>
